--- a/Knowledge/3-Work knowledge/1-Software Engineering/2-Testing/5-My Source/1-ISTQB Foundation Level/8-Defect Management/1-Defect Management.docx
+++ b/Knowledge/3-Work knowledge/1-Software Engineering/2-Testing/5-My Source/1-ISTQB Foundation Level/8-Defect Management/1-Defect Management.docx
@@ -31,51 +31,77 @@
       </w:pPr>
       <w:r>
         <w:rPr>
-          <w:b/>
-          <w:shd w:val="clear" w:color="auto" w:fill="B7B7B7"/>
-        </w:rPr>
-        <w:t># Source</w:t>
-      </w:r>
-      <w:r>
-        <w:rPr>
-          <w:shd w:val="clear" w:color="auto" w:fill="B7B7B7"/>
-        </w:rPr>
-        <w:t xml:space="preserve">: </w:t>
-      </w:r>
-      <w:r>
-        <w:rPr>
-          <w:b/>
-          <w:shd w:val="clear" w:color="auto" w:fill="B7B7B7"/>
-        </w:rPr>
-        <w:t xml:space="preserve">Chatgpt </w:t>
-      </w:r>
-      <w:r>
-        <w:rPr>
-          <w:b/>
-          <w:sz w:val="14"/>
-          <w:szCs w:val="14"/>
-          <w:shd w:val="clear" w:color="auto" w:fill="B7B7B7"/>
-        </w:rPr>
-        <w:t>(GPT</w:t>
-      </w:r>
-      <w:r>
-        <w:rPr>
-          <w:rFonts w:ascii="Cambria Math" w:hAnsi="Cambria Math" w:cs="Cambria Math"/>
-          <w:b/>
-          <w:sz w:val="14"/>
-          <w:szCs w:val="14"/>
-          <w:shd w:val="clear" w:color="auto" w:fill="B7B7B7"/>
+          <w:rFonts w:ascii="Arial" w:eastAsia="Arial" w:hAnsi="Arial" w:cs="Arial"/>
+          <w:b/>
+          <w:color w:val="000000"/>
+          <w:sz w:val="18"/>
+          <w:highlight w:val="lightGray"/>
+        </w:rPr>
+        <w:t># Source: AI Source: Provided by: [Data Path</w:t>
+      </w:r>
+      <w:r>
+        <w:rPr>
+          <w:rFonts w:ascii="Arial" w:eastAsia="Arial" w:hAnsi="Arial" w:cs="Arial"/>
+          <w:color w:val="000000"/>
+          <w:sz w:val="18"/>
+          <w:highlight w:val="lightGray"/>
+        </w:rPr>
+        <w:t xml:space="preserve">: Persons Table -&gt; ID Column: 1, Name_En Column: Motasem Essam] -&gt; </w:t>
+      </w:r>
+      <w:r>
+        <w:rPr>
+          <w:rFonts w:ascii="Arial" w:eastAsia="Arial" w:hAnsi="Arial" w:cs="Arial"/>
+          <w:b/>
+          <w:color w:val="000000"/>
+          <w:sz w:val="18"/>
+          <w:highlight w:val="lightGray"/>
+        </w:rPr>
+        <w:t>From:</w:t>
+      </w:r>
+      <w:r>
+        <w:rPr>
+          <w:rFonts w:ascii="Arial" w:eastAsia="Arial" w:hAnsi="Arial" w:cs="Arial"/>
+          <w:color w:val="000000"/>
+          <w:sz w:val="18"/>
+          <w:highlight w:val="lightGray"/>
+        </w:rPr>
+        <w:t xml:space="preserve"> [Chatgpt (GPT</w:t>
+      </w:r>
+      <w:r>
+        <w:rPr>
+          <w:rFonts w:ascii="Arial" w:eastAsia="Arial" w:hAnsi="Arial" w:cs="Cambria Math"/>
+          <w:color w:val="000000"/>
+          <w:sz w:val="18"/>
+          <w:highlight w:val="lightGray"/>
         </w:rPr>
         <w:t>‑</w:t>
       </w:r>
       <w:r>
         <w:rPr>
-          <w:b/>
-          <w:sz w:val="14"/>
-          <w:szCs w:val="14"/>
-          <w:shd w:val="clear" w:color="auto" w:fill="B7B7B7"/>
-        </w:rPr>
-        <w:t>5 Mini) at [8/18/2025]</w:t>
+          <w:rFonts w:ascii="Arial" w:eastAsia="Arial" w:hAnsi="Arial" w:cs="Arial"/>
+          <w:color w:val="000000"/>
+          <w:sz w:val="18"/>
+          <w:highlight w:val="lightGray"/>
+        </w:rPr>
+        <w:t xml:space="preserve">5 Mini)] </w:t>
+      </w:r>
+      <w:r>
+        <w:rPr>
+          <w:rFonts w:ascii="Arial" w:eastAsia="Arial" w:hAnsi="Arial" w:cs="Arial"/>
+          <w:b/>
+          <w:color w:val="000000"/>
+          <w:sz w:val="18"/>
+          <w:highlight w:val="lightGray"/>
+        </w:rPr>
+        <w:t>on</w:t>
+      </w:r>
+      <w:r>
+        <w:rPr>
+          <w:rFonts w:ascii="Arial" w:eastAsia="Arial" w:hAnsi="Arial"/>
+          <w:sz w:val="18"/>
+          <w:highlight w:val="lightGray"/>
+        </w:rPr>
+        <w:t xml:space="preserve"> [8/18/2025]</w:t>
       </w:r>
     </w:p>
     <w:p>
@@ -141,7 +167,7 @@
     </w:p>
     <w:p>
       <w:r>
-        <w:pict w14:anchorId="3A0DB66F">
+        <w:pict w14:anchorId="3BFE16A1">
           <v:rect id="_x0000_i1025" style="width:0;height:1.5pt" o:hralign="center" o:hrstd="t" o:hr="t" fillcolor="#a0a0a0" stroked="f"/>
         </w:pict>
       </w:r>
@@ -174,51 +200,77 @@
       </w:pPr>
       <w:r>
         <w:rPr>
-          <w:b/>
-          <w:shd w:val="clear" w:color="auto" w:fill="B7B7B7"/>
-        </w:rPr>
-        <w:t># Source</w:t>
-      </w:r>
-      <w:r>
-        <w:rPr>
-          <w:shd w:val="clear" w:color="auto" w:fill="B7B7B7"/>
-        </w:rPr>
-        <w:t xml:space="preserve">: </w:t>
-      </w:r>
-      <w:r>
-        <w:rPr>
-          <w:b/>
-          <w:shd w:val="clear" w:color="auto" w:fill="B7B7B7"/>
-        </w:rPr>
-        <w:t xml:space="preserve">Chatgpt </w:t>
-      </w:r>
-      <w:r>
-        <w:rPr>
-          <w:b/>
-          <w:sz w:val="14"/>
-          <w:szCs w:val="14"/>
-          <w:shd w:val="clear" w:color="auto" w:fill="B7B7B7"/>
-        </w:rPr>
-        <w:t>(GPT</w:t>
-      </w:r>
-      <w:r>
-        <w:rPr>
-          <w:rFonts w:ascii="Cambria Math" w:hAnsi="Cambria Math" w:cs="Cambria Math"/>
-          <w:b/>
-          <w:sz w:val="14"/>
-          <w:szCs w:val="14"/>
-          <w:shd w:val="clear" w:color="auto" w:fill="B7B7B7"/>
+          <w:rFonts w:ascii="Arial" w:eastAsia="Arial" w:hAnsi="Arial" w:cs="Arial"/>
+          <w:b/>
+          <w:color w:val="000000"/>
+          <w:sz w:val="18"/>
+          <w:highlight w:val="lightGray"/>
+        </w:rPr>
+        <w:t># Source: AI Source: Provided by: [Data Path</w:t>
+      </w:r>
+      <w:r>
+        <w:rPr>
+          <w:rFonts w:ascii="Arial" w:eastAsia="Arial" w:hAnsi="Arial" w:cs="Arial"/>
+          <w:color w:val="000000"/>
+          <w:sz w:val="18"/>
+          <w:highlight w:val="lightGray"/>
+        </w:rPr>
+        <w:t xml:space="preserve">: Persons Table -&gt; ID Column: 1, Name_En Column: Motasem Essam] -&gt; </w:t>
+      </w:r>
+      <w:r>
+        <w:rPr>
+          <w:rFonts w:ascii="Arial" w:eastAsia="Arial" w:hAnsi="Arial" w:cs="Arial"/>
+          <w:b/>
+          <w:color w:val="000000"/>
+          <w:sz w:val="18"/>
+          <w:highlight w:val="lightGray"/>
+        </w:rPr>
+        <w:t>From:</w:t>
+      </w:r>
+      <w:r>
+        <w:rPr>
+          <w:rFonts w:ascii="Arial" w:eastAsia="Arial" w:hAnsi="Arial" w:cs="Arial"/>
+          <w:color w:val="000000"/>
+          <w:sz w:val="18"/>
+          <w:highlight w:val="lightGray"/>
+        </w:rPr>
+        <w:t xml:space="preserve"> [Chatgpt (GPT</w:t>
+      </w:r>
+      <w:r>
+        <w:rPr>
+          <w:rFonts w:ascii="Arial" w:eastAsia="Arial" w:hAnsi="Arial" w:cs="Cambria Math"/>
+          <w:color w:val="000000"/>
+          <w:sz w:val="18"/>
+          <w:highlight w:val="lightGray"/>
         </w:rPr>
         <w:t>‑</w:t>
       </w:r>
       <w:r>
         <w:rPr>
-          <w:b/>
-          <w:sz w:val="14"/>
-          <w:szCs w:val="14"/>
-          <w:shd w:val="clear" w:color="auto" w:fill="B7B7B7"/>
-        </w:rPr>
-        <w:t>5 Mini) at [8/18/2025]</w:t>
+          <w:rFonts w:ascii="Arial" w:eastAsia="Arial" w:hAnsi="Arial" w:cs="Arial"/>
+          <w:color w:val="000000"/>
+          <w:sz w:val="18"/>
+          <w:highlight w:val="lightGray"/>
+        </w:rPr>
+        <w:t xml:space="preserve">5 Mini)] </w:t>
+      </w:r>
+      <w:r>
+        <w:rPr>
+          <w:rFonts w:ascii="Arial" w:eastAsia="Arial" w:hAnsi="Arial" w:cs="Arial"/>
+          <w:b/>
+          <w:color w:val="000000"/>
+          <w:sz w:val="18"/>
+          <w:highlight w:val="lightGray"/>
+        </w:rPr>
+        <w:t>on</w:t>
+      </w:r>
+      <w:r>
+        <w:rPr>
+          <w:rFonts w:ascii="Arial" w:eastAsia="Arial" w:hAnsi="Arial"/>
+          <w:sz w:val="18"/>
+          <w:highlight w:val="lightGray"/>
+        </w:rPr>
+        <w:t xml:space="preserve"> [8/18/2025]</w:t>
       </w:r>
     </w:p>
     <w:p>
@@ -254,7 +306,7 @@
           <w:ilvl w:val="0"/>
           <w:numId w:val="5"/>
         </w:numPr>
-        <w:spacing w:before="240"/>
+        <w:spacing w:before="240" w:after="0" w:line="276" w:lineRule="auto"/>
       </w:pPr>
       <w:r>
         <w:rPr>
@@ -282,6 +334,7 @@
           <w:ilvl w:val="0"/>
           <w:numId w:val="5"/>
         </w:numPr>
+        <w:spacing w:after="0" w:line="276" w:lineRule="auto"/>
       </w:pPr>
       <w:r>
         <w:rPr>
@@ -309,6 +362,7 @@
           <w:ilvl w:val="1"/>
           <w:numId w:val="5"/>
         </w:numPr>
+        <w:spacing w:after="0" w:line="276" w:lineRule="auto"/>
         <w:rPr>
           <w:rFonts w:ascii="Roboto Mono" w:eastAsia="Roboto Mono" w:hAnsi="Roboto Mono" w:cs="Roboto Mono"/>
         </w:rPr>
@@ -332,6 +386,7 @@
           <w:ilvl w:val="0"/>
           <w:numId w:val="5"/>
         </w:numPr>
+        <w:spacing w:after="0" w:line="276" w:lineRule="auto"/>
       </w:pPr>
       <w:r>
         <w:rPr>
@@ -385,6 +440,7 @@
           <w:ilvl w:val="0"/>
           <w:numId w:val="5"/>
         </w:numPr>
+        <w:spacing w:after="0" w:line="276" w:lineRule="auto"/>
       </w:pPr>
       <w:r>
         <w:rPr>
@@ -412,6 +468,7 @@
           <w:ilvl w:val="0"/>
           <w:numId w:val="5"/>
         </w:numPr>
+        <w:spacing w:after="0" w:line="276" w:lineRule="auto"/>
       </w:pPr>
       <w:r>
         <w:rPr>
@@ -439,13 +496,13 @@
           <w:ilvl w:val="0"/>
           <w:numId w:val="5"/>
         </w:numPr>
-      </w:pPr>
-      <w:r>
-        <w:rPr>
-          <w:rFonts w:ascii="Roboto Mono" w:eastAsia="Roboto Mono" w:hAnsi="Roboto Mono" w:cs="Roboto Mono"/>
-          <w:b/>
-        </w:rPr>
-        <w:lastRenderedPageBreak/>
+        <w:spacing w:after="0" w:line="276" w:lineRule="auto"/>
+      </w:pPr>
+      <w:r>
+        <w:rPr>
+          <w:rFonts w:ascii="Roboto Mono" w:eastAsia="Roboto Mono" w:hAnsi="Roboto Mono" w:cs="Roboto Mono"/>
+          <w:b/>
+        </w:rPr>
         <w:t>Defect Retesting</w:t>
       </w:r>
       <w:r>
@@ -467,6 +524,7 @@
           <w:ilvl w:val="0"/>
           <w:numId w:val="5"/>
         </w:numPr>
+        <w:spacing w:after="0" w:line="276" w:lineRule="auto"/>
       </w:pPr>
       <w:r>
         <w:rPr>
@@ -494,7 +552,7 @@
           <w:ilvl w:val="0"/>
           <w:numId w:val="5"/>
         </w:numPr>
-        <w:spacing w:after="240"/>
+        <w:spacing w:after="240" w:line="276" w:lineRule="auto"/>
       </w:pPr>
       <w:r>
         <w:rPr>
@@ -518,7 +576,7 @@
     </w:p>
     <w:p>
       <w:r>
-        <w:pict w14:anchorId="3B1C8A47">
+        <w:pict w14:anchorId="1DB6F81B">
           <v:rect id="_x0000_i1026" style="width:0;height:1.5pt" o:hralign="center" o:hrstd="t" o:hr="t" fillcolor="#a0a0a0" stroked="f"/>
         </w:pict>
       </w:r>
@@ -551,51 +609,77 @@
       </w:pPr>
       <w:r>
         <w:rPr>
-          <w:b/>
-          <w:shd w:val="clear" w:color="auto" w:fill="B7B7B7"/>
-        </w:rPr>
-        <w:t># Source</w:t>
-      </w:r>
-      <w:r>
-        <w:rPr>
-          <w:shd w:val="clear" w:color="auto" w:fill="B7B7B7"/>
-        </w:rPr>
-        <w:t xml:space="preserve">: </w:t>
-      </w:r>
-      <w:r>
-        <w:rPr>
-          <w:b/>
-          <w:shd w:val="clear" w:color="auto" w:fill="B7B7B7"/>
-        </w:rPr>
-        <w:t xml:space="preserve">Chatgpt </w:t>
-      </w:r>
-      <w:r>
-        <w:rPr>
-          <w:b/>
-          <w:sz w:val="14"/>
-          <w:szCs w:val="14"/>
-          <w:shd w:val="clear" w:color="auto" w:fill="B7B7B7"/>
-        </w:rPr>
-        <w:t>(GPT</w:t>
-      </w:r>
-      <w:r>
-        <w:rPr>
-          <w:rFonts w:ascii="Cambria Math" w:hAnsi="Cambria Math" w:cs="Cambria Math"/>
-          <w:b/>
-          <w:sz w:val="14"/>
-          <w:szCs w:val="14"/>
-          <w:shd w:val="clear" w:color="auto" w:fill="B7B7B7"/>
+          <w:rFonts w:ascii="Arial" w:eastAsia="Arial" w:hAnsi="Arial" w:cs="Arial"/>
+          <w:b/>
+          <w:color w:val="000000"/>
+          <w:sz w:val="18"/>
+          <w:highlight w:val="lightGray"/>
+        </w:rPr>
+        <w:t># Source: AI Source: Provided by: [Data Path</w:t>
+      </w:r>
+      <w:r>
+        <w:rPr>
+          <w:rFonts w:ascii="Arial" w:eastAsia="Arial" w:hAnsi="Arial" w:cs="Arial"/>
+          <w:color w:val="000000"/>
+          <w:sz w:val="18"/>
+          <w:highlight w:val="lightGray"/>
+        </w:rPr>
+        <w:t xml:space="preserve">: Persons Table -&gt; ID Column: 1, Name_En Column: Motasem Essam] -&gt; </w:t>
+      </w:r>
+      <w:r>
+        <w:rPr>
+          <w:rFonts w:ascii="Arial" w:eastAsia="Arial" w:hAnsi="Arial" w:cs="Arial"/>
+          <w:b/>
+          <w:color w:val="000000"/>
+          <w:sz w:val="18"/>
+          <w:highlight w:val="lightGray"/>
+        </w:rPr>
+        <w:t>From:</w:t>
+      </w:r>
+      <w:r>
+        <w:rPr>
+          <w:rFonts w:ascii="Arial" w:eastAsia="Arial" w:hAnsi="Arial" w:cs="Arial"/>
+          <w:color w:val="000000"/>
+          <w:sz w:val="18"/>
+          <w:highlight w:val="lightGray"/>
+        </w:rPr>
+        <w:t xml:space="preserve"> [Chatgpt (GPT</w:t>
+      </w:r>
+      <w:r>
+        <w:rPr>
+          <w:rFonts w:ascii="Arial" w:eastAsia="Arial" w:hAnsi="Arial" w:cs="Cambria Math"/>
+          <w:color w:val="000000"/>
+          <w:sz w:val="18"/>
+          <w:highlight w:val="lightGray"/>
         </w:rPr>
         <w:t>‑</w:t>
       </w:r>
       <w:r>
         <w:rPr>
-          <w:b/>
-          <w:sz w:val="14"/>
-          <w:szCs w:val="14"/>
-          <w:shd w:val="clear" w:color="auto" w:fill="B7B7B7"/>
-        </w:rPr>
-        <w:t>5 Mini) at [8/18/2025]</w:t>
+          <w:rFonts w:ascii="Arial" w:eastAsia="Arial" w:hAnsi="Arial" w:cs="Arial"/>
+          <w:color w:val="000000"/>
+          <w:sz w:val="18"/>
+          <w:highlight w:val="lightGray"/>
+        </w:rPr>
+        <w:t xml:space="preserve">5 Mini)] </w:t>
+      </w:r>
+      <w:r>
+        <w:rPr>
+          <w:rFonts w:ascii="Arial" w:eastAsia="Arial" w:hAnsi="Arial" w:cs="Arial"/>
+          <w:b/>
+          <w:color w:val="000000"/>
+          <w:sz w:val="18"/>
+          <w:highlight w:val="lightGray"/>
+        </w:rPr>
+        <w:t>on</w:t>
+      </w:r>
+      <w:r>
+        <w:rPr>
+          <w:rFonts w:ascii="Arial" w:eastAsia="Arial" w:hAnsi="Arial"/>
+          <w:sz w:val="18"/>
+          <w:highlight w:val="lightGray"/>
+        </w:rPr>
+        <w:t xml:space="preserve"> [8/18/2025]</w:t>
       </w:r>
     </w:p>
     <w:p>
@@ -604,7 +688,7 @@
           <w:ilvl w:val="0"/>
           <w:numId w:val="4"/>
         </w:numPr>
-        <w:spacing w:before="240"/>
+        <w:spacing w:before="240" w:after="0" w:line="276" w:lineRule="auto"/>
       </w:pPr>
       <w:r>
         <w:rPr>
@@ -638,6 +722,7 @@
           <w:ilvl w:val="0"/>
           <w:numId w:val="4"/>
         </w:numPr>
+        <w:spacing w:after="0" w:line="276" w:lineRule="auto"/>
       </w:pPr>
       <w:r>
         <w:rPr>
@@ -671,6 +756,7 @@
           <w:ilvl w:val="0"/>
           <w:numId w:val="4"/>
         </w:numPr>
+        <w:spacing w:after="0" w:line="276" w:lineRule="auto"/>
       </w:pPr>
       <w:r>
         <w:rPr>
@@ -704,6 +790,7 @@
           <w:ilvl w:val="0"/>
           <w:numId w:val="4"/>
         </w:numPr>
+        <w:spacing w:after="0" w:line="276" w:lineRule="auto"/>
       </w:pPr>
       <w:r>
         <w:rPr>
@@ -737,7 +824,7 @@
           <w:ilvl w:val="0"/>
           <w:numId w:val="4"/>
         </w:numPr>
-        <w:spacing w:after="240"/>
+        <w:spacing w:after="240" w:line="276" w:lineRule="auto"/>
       </w:pPr>
       <w:r>
         <w:rPr>
@@ -780,7 +867,7 @@
     </w:p>
     <w:p>
       <w:r>
-        <w:pict w14:anchorId="50F1AA59">
+        <w:pict w14:anchorId="0F58E094">
           <v:rect id="_x0000_i1027" style="width:0;height:1.5pt" o:hralign="center" o:hrstd="t" o:hr="t" fillcolor="#a0a0a0" stroked="f"/>
         </w:pict>
       </w:r>
@@ -813,51 +900,77 @@
       </w:pPr>
       <w:r>
         <w:rPr>
-          <w:b/>
-          <w:shd w:val="clear" w:color="auto" w:fill="B7B7B7"/>
-        </w:rPr>
-        <w:t># Source</w:t>
-      </w:r>
-      <w:r>
-        <w:rPr>
-          <w:shd w:val="clear" w:color="auto" w:fill="B7B7B7"/>
-        </w:rPr>
-        <w:t xml:space="preserve">: </w:t>
-      </w:r>
-      <w:r>
-        <w:rPr>
-          <w:b/>
-          <w:shd w:val="clear" w:color="auto" w:fill="B7B7B7"/>
-        </w:rPr>
-        <w:t xml:space="preserve">Chatgpt </w:t>
-      </w:r>
-      <w:r>
-        <w:rPr>
-          <w:b/>
-          <w:sz w:val="14"/>
-          <w:szCs w:val="14"/>
-          <w:shd w:val="clear" w:color="auto" w:fill="B7B7B7"/>
-        </w:rPr>
-        <w:t>(GPT</w:t>
-      </w:r>
-      <w:r>
-        <w:rPr>
-          <w:rFonts w:ascii="Cambria Math" w:hAnsi="Cambria Math" w:cs="Cambria Math"/>
-          <w:b/>
-          <w:sz w:val="14"/>
-          <w:szCs w:val="14"/>
-          <w:shd w:val="clear" w:color="auto" w:fill="B7B7B7"/>
+          <w:rFonts w:ascii="Arial" w:eastAsia="Arial" w:hAnsi="Arial" w:cs="Arial"/>
+          <w:b/>
+          <w:color w:val="000000"/>
+          <w:sz w:val="18"/>
+          <w:highlight w:val="lightGray"/>
+        </w:rPr>
+        <w:t># Source: AI Source: Provided by: [Data Path</w:t>
+      </w:r>
+      <w:r>
+        <w:rPr>
+          <w:rFonts w:ascii="Arial" w:eastAsia="Arial" w:hAnsi="Arial" w:cs="Arial"/>
+          <w:color w:val="000000"/>
+          <w:sz w:val="18"/>
+          <w:highlight w:val="lightGray"/>
+        </w:rPr>
+        <w:t xml:space="preserve">: Persons Table -&gt; ID Column: 1, Name_En Column: Motasem Essam] -&gt; </w:t>
+      </w:r>
+      <w:r>
+        <w:rPr>
+          <w:rFonts w:ascii="Arial" w:eastAsia="Arial" w:hAnsi="Arial" w:cs="Arial"/>
+          <w:b/>
+          <w:color w:val="000000"/>
+          <w:sz w:val="18"/>
+          <w:highlight w:val="lightGray"/>
+        </w:rPr>
+        <w:t>From:</w:t>
+      </w:r>
+      <w:r>
+        <w:rPr>
+          <w:rFonts w:ascii="Arial" w:eastAsia="Arial" w:hAnsi="Arial" w:cs="Arial"/>
+          <w:color w:val="000000"/>
+          <w:sz w:val="18"/>
+          <w:highlight w:val="lightGray"/>
+        </w:rPr>
+        <w:t xml:space="preserve"> [Chatgpt (GPT</w:t>
+      </w:r>
+      <w:r>
+        <w:rPr>
+          <w:rFonts w:ascii="Arial" w:eastAsia="Arial" w:hAnsi="Arial" w:cs="Cambria Math"/>
+          <w:color w:val="000000"/>
+          <w:sz w:val="18"/>
+          <w:highlight w:val="lightGray"/>
         </w:rPr>
         <w:t>‑</w:t>
       </w:r>
       <w:r>
         <w:rPr>
-          <w:b/>
-          <w:sz w:val="14"/>
-          <w:szCs w:val="14"/>
-          <w:shd w:val="clear" w:color="auto" w:fill="B7B7B7"/>
-        </w:rPr>
-        <w:t>5 Mini) at [8/18/2025]</w:t>
+          <w:rFonts w:ascii="Arial" w:eastAsia="Arial" w:hAnsi="Arial" w:cs="Arial"/>
+          <w:color w:val="000000"/>
+          <w:sz w:val="18"/>
+          <w:highlight w:val="lightGray"/>
+        </w:rPr>
+        <w:t xml:space="preserve">5 Mini)] </w:t>
+      </w:r>
+      <w:r>
+        <w:rPr>
+          <w:rFonts w:ascii="Arial" w:eastAsia="Arial" w:hAnsi="Arial" w:cs="Arial"/>
+          <w:b/>
+          <w:color w:val="000000"/>
+          <w:sz w:val="18"/>
+          <w:highlight w:val="lightGray"/>
+        </w:rPr>
+        <w:t>on</w:t>
+      </w:r>
+      <w:r>
+        <w:rPr>
+          <w:rFonts w:ascii="Arial" w:eastAsia="Arial" w:hAnsi="Arial"/>
+          <w:sz w:val="18"/>
+          <w:highlight w:val="lightGray"/>
+        </w:rPr>
+        <w:t xml:space="preserve"> [8/18/2025]</w:t>
       </w:r>
     </w:p>
     <w:p>
@@ -880,7 +993,7 @@
           <w:ilvl w:val="0"/>
           <w:numId w:val="2"/>
         </w:numPr>
-        <w:spacing w:before="240"/>
+        <w:spacing w:before="240" w:after="0" w:line="276" w:lineRule="auto"/>
       </w:pPr>
       <w:r>
         <w:rPr>
@@ -908,6 +1021,7 @@
           <w:ilvl w:val="0"/>
           <w:numId w:val="2"/>
         </w:numPr>
+        <w:spacing w:after="0" w:line="276" w:lineRule="auto"/>
       </w:pPr>
       <w:r>
         <w:rPr>
@@ -935,6 +1049,7 @@
           <w:ilvl w:val="0"/>
           <w:numId w:val="2"/>
         </w:numPr>
+        <w:spacing w:after="0" w:line="276" w:lineRule="auto"/>
       </w:pPr>
       <w:r>
         <w:rPr>
@@ -962,7 +1077,7 @@
           <w:ilvl w:val="0"/>
           <w:numId w:val="2"/>
         </w:numPr>
-        <w:spacing w:after="240"/>
+        <w:spacing w:after="240" w:line="276" w:lineRule="auto"/>
       </w:pPr>
       <w:r>
         <w:rPr>
@@ -986,7 +1101,7 @@
     </w:p>
     <w:p>
       <w:r>
-        <w:pict w14:anchorId="6220E907">
+        <w:pict w14:anchorId="5FAC4D27">
           <v:rect id="_x0000_i1028" style="width:0;height:1.5pt" o:hralign="center" o:hrstd="t" o:hr="t" fillcolor="#a0a0a0" stroked="f"/>
         </w:pict>
       </w:r>
@@ -1010,7 +1125,6 @@
           <w:sz w:val="34"/>
           <w:szCs w:val="34"/>
         </w:rPr>
-        <w:lastRenderedPageBreak/>
         <w:t>📝 Example (Simple Defect Log Entry)</w:t>
       </w:r>
     </w:p>
@@ -1020,51 +1134,77 @@
       </w:pPr>
       <w:r>
         <w:rPr>
-          <w:b/>
-          <w:shd w:val="clear" w:color="auto" w:fill="B7B7B7"/>
-        </w:rPr>
-        <w:t># Source</w:t>
-      </w:r>
-      <w:r>
-        <w:rPr>
-          <w:shd w:val="clear" w:color="auto" w:fill="B7B7B7"/>
-        </w:rPr>
-        <w:t xml:space="preserve">: </w:t>
-      </w:r>
-      <w:r>
-        <w:rPr>
-          <w:b/>
-          <w:shd w:val="clear" w:color="auto" w:fill="B7B7B7"/>
-        </w:rPr>
-        <w:t xml:space="preserve">Chatgpt </w:t>
-      </w:r>
-      <w:r>
-        <w:rPr>
-          <w:b/>
-          <w:sz w:val="14"/>
-          <w:szCs w:val="14"/>
-          <w:shd w:val="clear" w:color="auto" w:fill="B7B7B7"/>
-        </w:rPr>
-        <w:t>(GPT</w:t>
-      </w:r>
-      <w:r>
-        <w:rPr>
-          <w:rFonts w:ascii="Cambria Math" w:hAnsi="Cambria Math" w:cs="Cambria Math"/>
-          <w:b/>
-          <w:sz w:val="14"/>
-          <w:szCs w:val="14"/>
-          <w:shd w:val="clear" w:color="auto" w:fill="B7B7B7"/>
+          <w:rFonts w:ascii="Arial" w:eastAsia="Arial" w:hAnsi="Arial" w:cs="Arial"/>
+          <w:b/>
+          <w:color w:val="000000"/>
+          <w:sz w:val="18"/>
+          <w:highlight w:val="lightGray"/>
+        </w:rPr>
+        <w:t># Source: AI Source: Provided by: [Data Path</w:t>
+      </w:r>
+      <w:r>
+        <w:rPr>
+          <w:rFonts w:ascii="Arial" w:eastAsia="Arial" w:hAnsi="Arial" w:cs="Arial"/>
+          <w:color w:val="000000"/>
+          <w:sz w:val="18"/>
+          <w:highlight w:val="lightGray"/>
+        </w:rPr>
+        <w:t xml:space="preserve">: Persons Table -&gt; ID Column: 1, Name_En Column: Motasem Essam] -&gt; </w:t>
+      </w:r>
+      <w:r>
+        <w:rPr>
+          <w:rFonts w:ascii="Arial" w:eastAsia="Arial" w:hAnsi="Arial" w:cs="Arial"/>
+          <w:b/>
+          <w:color w:val="000000"/>
+          <w:sz w:val="18"/>
+          <w:highlight w:val="lightGray"/>
+        </w:rPr>
+        <w:t>From:</w:t>
+      </w:r>
+      <w:r>
+        <w:rPr>
+          <w:rFonts w:ascii="Arial" w:eastAsia="Arial" w:hAnsi="Arial" w:cs="Arial"/>
+          <w:color w:val="000000"/>
+          <w:sz w:val="18"/>
+          <w:highlight w:val="lightGray"/>
+        </w:rPr>
+        <w:t xml:space="preserve"> [Chatgpt (GPT</w:t>
+      </w:r>
+      <w:r>
+        <w:rPr>
+          <w:rFonts w:ascii="Arial" w:eastAsia="Arial" w:hAnsi="Arial" w:cs="Cambria Math"/>
+          <w:color w:val="000000"/>
+          <w:sz w:val="18"/>
+          <w:highlight w:val="lightGray"/>
         </w:rPr>
         <w:t>‑</w:t>
       </w:r>
       <w:r>
         <w:rPr>
-          <w:b/>
-          <w:sz w:val="14"/>
-          <w:szCs w:val="14"/>
-          <w:shd w:val="clear" w:color="auto" w:fill="B7B7B7"/>
-        </w:rPr>
-        <w:t>5 Mini) at [8/18/2025]</w:t>
+          <w:rFonts w:ascii="Arial" w:eastAsia="Arial" w:hAnsi="Arial" w:cs="Arial"/>
+          <w:color w:val="000000"/>
+          <w:sz w:val="18"/>
+          <w:highlight w:val="lightGray"/>
+        </w:rPr>
+        <w:t xml:space="preserve">5 Mini)] </w:t>
+      </w:r>
+      <w:r>
+        <w:rPr>
+          <w:rFonts w:ascii="Arial" w:eastAsia="Arial" w:hAnsi="Arial" w:cs="Arial"/>
+          <w:b/>
+          <w:color w:val="000000"/>
+          <w:sz w:val="18"/>
+          <w:highlight w:val="lightGray"/>
+        </w:rPr>
+        <w:t>on</w:t>
+      </w:r>
+      <w:r>
+        <w:rPr>
+          <w:rFonts w:ascii="Arial" w:eastAsia="Arial" w:hAnsi="Arial"/>
+          <w:sz w:val="18"/>
+          <w:highlight w:val="lightGray"/>
+        </w:rPr>
+        <w:t xml:space="preserve"> [8/18/2025]</w:t>
       </w:r>
     </w:p>
     <w:p>
@@ -1073,7 +1213,7 @@
           <w:ilvl w:val="0"/>
           <w:numId w:val="3"/>
         </w:numPr>
-        <w:spacing w:before="240"/>
+        <w:spacing w:before="240" w:after="0" w:line="276" w:lineRule="auto"/>
       </w:pPr>
       <w:r>
         <w:rPr>
@@ -1101,6 +1241,7 @@
           <w:ilvl w:val="0"/>
           <w:numId w:val="3"/>
         </w:numPr>
+        <w:spacing w:after="0" w:line="276" w:lineRule="auto"/>
       </w:pPr>
       <w:r>
         <w:rPr>
@@ -1128,6 +1269,7 @@
           <w:ilvl w:val="0"/>
           <w:numId w:val="3"/>
         </w:numPr>
+        <w:spacing w:after="0" w:line="276" w:lineRule="auto"/>
       </w:pPr>
       <w:r>
         <w:rPr>
@@ -1155,6 +1297,7 @@
           <w:ilvl w:val="0"/>
           <w:numId w:val="3"/>
         </w:numPr>
+        <w:spacing w:after="0" w:line="276" w:lineRule="auto"/>
       </w:pPr>
       <w:r>
         <w:rPr>
@@ -1182,6 +1325,7 @@
           <w:ilvl w:val="0"/>
           <w:numId w:val="3"/>
         </w:numPr>
+        <w:spacing w:after="0" w:line="276" w:lineRule="auto"/>
       </w:pPr>
       <w:r>
         <w:rPr>
@@ -1209,6 +1353,7 @@
           <w:ilvl w:val="0"/>
           <w:numId w:val="3"/>
         </w:numPr>
+        <w:spacing w:after="0" w:line="276" w:lineRule="auto"/>
       </w:pPr>
       <w:r>
         <w:rPr>
@@ -1236,6 +1381,7 @@
           <w:ilvl w:val="0"/>
           <w:numId w:val="3"/>
         </w:numPr>
+        <w:spacing w:after="0" w:line="276" w:lineRule="auto"/>
       </w:pPr>
       <w:r>
         <w:rPr>
@@ -1263,6 +1409,7 @@
           <w:ilvl w:val="0"/>
           <w:numId w:val="3"/>
         </w:numPr>
+        <w:spacing w:after="0" w:line="276" w:lineRule="auto"/>
       </w:pPr>
       <w:r>
         <w:rPr>
@@ -1290,7 +1437,7 @@
           <w:ilvl w:val="0"/>
           <w:numId w:val="3"/>
         </w:numPr>
-        <w:spacing w:after="240"/>
+        <w:spacing w:after="240" w:line="276" w:lineRule="auto"/>
       </w:pPr>
       <w:r>
         <w:rPr>
@@ -1311,7 +1458,7 @@
     </w:p>
     <w:p>
       <w:r>
-        <w:pict w14:anchorId="2398A370">
+        <w:pict w14:anchorId="7018C4A1">
           <v:rect id="_x0000_i1029" style="width:0;height:1.5pt" o:hralign="center" o:hrstd="t" o:hr="t" fillcolor="#a0a0a0" stroked="f"/>
         </w:pict>
       </w:r>
@@ -1344,51 +1491,77 @@
       </w:pPr>
       <w:r>
         <w:rPr>
-          <w:b/>
-          <w:shd w:val="clear" w:color="auto" w:fill="B7B7B7"/>
-        </w:rPr>
-        <w:t># Source</w:t>
-      </w:r>
-      <w:r>
-        <w:rPr>
-          <w:shd w:val="clear" w:color="auto" w:fill="B7B7B7"/>
-        </w:rPr>
-        <w:t xml:space="preserve">: </w:t>
-      </w:r>
-      <w:r>
-        <w:rPr>
-          <w:b/>
-          <w:shd w:val="clear" w:color="auto" w:fill="B7B7B7"/>
-        </w:rPr>
-        <w:t xml:space="preserve">Chatgpt </w:t>
-      </w:r>
-      <w:r>
-        <w:rPr>
-          <w:b/>
-          <w:sz w:val="14"/>
-          <w:szCs w:val="14"/>
-          <w:shd w:val="clear" w:color="auto" w:fill="B7B7B7"/>
-        </w:rPr>
-        <w:t>(GPT</w:t>
-      </w:r>
-      <w:r>
-        <w:rPr>
-          <w:rFonts w:ascii="Cambria Math" w:hAnsi="Cambria Math" w:cs="Cambria Math"/>
-          <w:b/>
-          <w:sz w:val="14"/>
-          <w:szCs w:val="14"/>
-          <w:shd w:val="clear" w:color="auto" w:fill="B7B7B7"/>
+          <w:rFonts w:ascii="Arial" w:eastAsia="Arial" w:hAnsi="Arial" w:cs="Arial"/>
+          <w:b/>
+          <w:color w:val="000000"/>
+          <w:sz w:val="18"/>
+          <w:highlight w:val="lightGray"/>
+        </w:rPr>
+        <w:t># Source: AI Source: Provided by: [Data Path</w:t>
+      </w:r>
+      <w:r>
+        <w:rPr>
+          <w:rFonts w:ascii="Arial" w:eastAsia="Arial" w:hAnsi="Arial" w:cs="Arial"/>
+          <w:color w:val="000000"/>
+          <w:sz w:val="18"/>
+          <w:highlight w:val="lightGray"/>
+        </w:rPr>
+        <w:t xml:space="preserve">: Persons Table -&gt; ID Column: 1, Name_En Column: Motasem Essam] -&gt; </w:t>
+      </w:r>
+      <w:r>
+        <w:rPr>
+          <w:rFonts w:ascii="Arial" w:eastAsia="Arial" w:hAnsi="Arial" w:cs="Arial"/>
+          <w:b/>
+          <w:color w:val="000000"/>
+          <w:sz w:val="18"/>
+          <w:highlight w:val="lightGray"/>
+        </w:rPr>
+        <w:t>From:</w:t>
+      </w:r>
+      <w:r>
+        <w:rPr>
+          <w:rFonts w:ascii="Arial" w:eastAsia="Arial" w:hAnsi="Arial" w:cs="Arial"/>
+          <w:color w:val="000000"/>
+          <w:sz w:val="18"/>
+          <w:highlight w:val="lightGray"/>
+        </w:rPr>
+        <w:t xml:space="preserve"> [Chatgpt (GPT</w:t>
+      </w:r>
+      <w:r>
+        <w:rPr>
+          <w:rFonts w:ascii="Arial" w:eastAsia="Arial" w:hAnsi="Arial" w:cs="Cambria Math"/>
+          <w:color w:val="000000"/>
+          <w:sz w:val="18"/>
+          <w:highlight w:val="lightGray"/>
         </w:rPr>
         <w:t>‑</w:t>
       </w:r>
       <w:r>
         <w:rPr>
-          <w:b/>
-          <w:sz w:val="14"/>
-          <w:szCs w:val="14"/>
-          <w:shd w:val="clear" w:color="auto" w:fill="B7B7B7"/>
-        </w:rPr>
-        <w:t>5 Mini) at [8/18/2025]</w:t>
+          <w:rFonts w:ascii="Arial" w:eastAsia="Arial" w:hAnsi="Arial" w:cs="Arial"/>
+          <w:color w:val="000000"/>
+          <w:sz w:val="18"/>
+          <w:highlight w:val="lightGray"/>
+        </w:rPr>
+        <w:t xml:space="preserve">5 Mini)] </w:t>
+      </w:r>
+      <w:r>
+        <w:rPr>
+          <w:rFonts w:ascii="Arial" w:eastAsia="Arial" w:hAnsi="Arial" w:cs="Arial"/>
+          <w:b/>
+          <w:color w:val="000000"/>
+          <w:sz w:val="18"/>
+          <w:highlight w:val="lightGray"/>
+        </w:rPr>
+        <w:t>on</w:t>
+      </w:r>
+      <w:r>
+        <w:rPr>
+          <w:rFonts w:ascii="Arial" w:eastAsia="Arial" w:hAnsi="Arial"/>
+          <w:sz w:val="18"/>
+          <w:highlight w:val="lightGray"/>
+        </w:rPr>
+        <w:t xml:space="preserve"> [8/18/2025]</w:t>
       </w:r>
     </w:p>
     <w:p>
@@ -1397,7 +1570,7 @@
           <w:ilvl w:val="0"/>
           <w:numId w:val="1"/>
         </w:numPr>
-        <w:spacing w:before="240"/>
+        <w:spacing w:before="240" w:after="0" w:line="276" w:lineRule="auto"/>
       </w:pPr>
       <w:r>
         <w:rPr>
@@ -1425,6 +1598,7 @@
           <w:ilvl w:val="0"/>
           <w:numId w:val="1"/>
         </w:numPr>
+        <w:spacing w:after="0" w:line="276" w:lineRule="auto"/>
       </w:pPr>
       <w:r>
         <w:rPr>
@@ -1452,6 +1626,7 @@
           <w:ilvl w:val="0"/>
           <w:numId w:val="1"/>
         </w:numPr>
+        <w:spacing w:after="0" w:line="276" w:lineRule="auto"/>
       </w:pPr>
       <w:r>
         <w:rPr>
@@ -1479,7 +1654,7 @@
           <w:ilvl w:val="0"/>
           <w:numId w:val="1"/>
         </w:numPr>
-        <w:spacing w:after="240"/>
+        <w:spacing w:after="240" w:line="276" w:lineRule="auto"/>
       </w:pPr>
       <w:r>
         <w:rPr>
@@ -1503,7 +1678,7 @@
     </w:p>
     <w:p>
       <w:r>
-        <w:pict w14:anchorId="31C2B6C3">
+        <w:pict w14:anchorId="013C512C">
           <v:rect id="_x0000_i1030" style="width:0;height:1.5pt" o:hralign="center" o:hrstd="t" o:hr="t" fillcolor="#a0a0a0" stroked="f"/>
         </w:pict>
       </w:r>
@@ -1519,7 +1694,6 @@
         <w:rPr>
           <w:rFonts w:ascii="Arial Unicode MS" w:eastAsia="Arial Unicode MS" w:hAnsi="Arial Unicode MS" w:cs="Arial Unicode MS"/>
         </w:rPr>
-        <w:lastRenderedPageBreak/>
         <w:t xml:space="preserve">✅ </w:t>
       </w:r>
       <w:r>
@@ -1571,18 +1745,19 @@
     </w:p>
     <w:p>
       <w:r>
-        <w:pict w14:anchorId="15EA1DBA">
+        <w:pict w14:anchorId="0202C20E">
           <v:rect id="_x0000_i1031" style="width:0;height:1.5pt" o:hralign="center" o:hrstd="t" o:hr="t" fillcolor="#a0a0a0" stroked="f"/>
         </w:pict>
       </w:r>
     </w:p>
+    <w:p/>
     <w:p/>
     <w:p/>
     <w:sectPr>
       <w:pgSz w:w="12240" w:h="15840"/>
       <w:pgMar w:top="1440" w:right="1440" w:bottom="1440" w:left="1440" w:header="720" w:footer="720" w:gutter="0"/>
-      <w:pgNumType w:start="1"/>
       <w:cols w:space="720"/>
+      <w:docGrid w:linePitch="360"/>
     </w:sectPr>
   </w:body>
 </w:document>
@@ -2573,18 +2748,6 @@
   <w:style w:type="paragraph" w:default="1" w:styleId="Normal">
     <w:name w:val="Normal"/>
     <w:qFormat/>
-    <w:rsid w:val="0029488B"/>
-    <w:pPr>
-      <w:spacing w:after="0" w:line="276" w:lineRule="auto"/>
-    </w:pPr>
-    <w:rPr>
-      <w:rFonts w:ascii="Arial" w:eastAsia="Arial" w:hAnsi="Arial" w:cs="Arial"/>
-      <w:kern w:val="0"/>
-      <w:sz w:val="22"/>
-      <w:szCs w:val="22"/>
-      <w:lang w:val="en"/>
-      <w14:ligatures w14:val="none"/>
-    </w:rPr>
   </w:style>
   <w:style w:type="paragraph" w:styleId="Heading1">
     <w:name w:val="heading 1"/>
@@ -2593,7 +2756,7 @@
     <w:link w:val="Heading1Char"/>
     <w:uiPriority w:val="9"/>
     <w:qFormat/>
-    <w:rsid w:val="00D224D5"/>
+    <w:rsid w:val="00292636"/>
     <w:pPr>
       <w:keepNext/>
       <w:keepLines/>
@@ -2615,7 +2778,7 @@
     <w:uiPriority w:val="9"/>
     <w:unhideWhenUsed/>
     <w:qFormat/>
-    <w:rsid w:val="00D224D5"/>
+    <w:rsid w:val="00292636"/>
     <w:pPr>
       <w:keepNext/>
       <w:keepLines/>
@@ -2638,7 +2801,7 @@
     <w:semiHidden/>
     <w:unhideWhenUsed/>
     <w:qFormat/>
-    <w:rsid w:val="00D224D5"/>
+    <w:rsid w:val="00292636"/>
     <w:pPr>
       <w:keepNext/>
       <w:keepLines/>
@@ -2661,7 +2824,7 @@
     <w:semiHidden/>
     <w:unhideWhenUsed/>
     <w:qFormat/>
-    <w:rsid w:val="00D224D5"/>
+    <w:rsid w:val="00292636"/>
     <w:pPr>
       <w:keepNext/>
       <w:keepLines/>
@@ -2684,7 +2847,7 @@
     <w:semiHidden/>
     <w:unhideWhenUsed/>
     <w:qFormat/>
-    <w:rsid w:val="00D224D5"/>
+    <w:rsid w:val="00292636"/>
     <w:pPr>
       <w:keepNext/>
       <w:keepLines/>
@@ -2705,11 +2868,11 @@
     <w:semiHidden/>
     <w:unhideWhenUsed/>
     <w:qFormat/>
-    <w:rsid w:val="00D224D5"/>
+    <w:rsid w:val="00292636"/>
     <w:pPr>
       <w:keepNext/>
       <w:keepLines/>
-      <w:spacing w:before="40"/>
+      <w:spacing w:before="40" w:after="0"/>
       <w:outlineLvl w:val="5"/>
     </w:pPr>
     <w:rPr>
@@ -2728,11 +2891,11 @@
     <w:semiHidden/>
     <w:unhideWhenUsed/>
     <w:qFormat/>
-    <w:rsid w:val="00D224D5"/>
+    <w:rsid w:val="00292636"/>
     <w:pPr>
       <w:keepNext/>
       <w:keepLines/>
-      <w:spacing w:before="40"/>
+      <w:spacing w:before="40" w:after="0"/>
       <w:outlineLvl w:val="6"/>
     </w:pPr>
     <w:rPr>
@@ -2749,10 +2912,11 @@
     <w:semiHidden/>
     <w:unhideWhenUsed/>
     <w:qFormat/>
-    <w:rsid w:val="00D224D5"/>
+    <w:rsid w:val="00292636"/>
     <w:pPr>
       <w:keepNext/>
       <w:keepLines/>
+      <w:spacing w:after="0"/>
       <w:outlineLvl w:val="7"/>
     </w:pPr>
     <w:rPr>
@@ -2771,10 +2935,11 @@
     <w:semiHidden/>
     <w:unhideWhenUsed/>
     <w:qFormat/>
-    <w:rsid w:val="00D224D5"/>
+    <w:rsid w:val="00292636"/>
     <w:pPr>
       <w:keepNext/>
       <w:keepLines/>
+      <w:spacing w:after="0"/>
       <w:outlineLvl w:val="8"/>
     </w:pPr>
     <w:rPr>
@@ -2814,7 +2979,7 @@
     <w:basedOn w:val="DefaultParagraphFont"/>
     <w:link w:val="Heading1"/>
     <w:uiPriority w:val="9"/>
-    <w:rsid w:val="00D224D5"/>
+    <w:rsid w:val="00292636"/>
     <w:rPr>
       <w:rFonts w:asciiTheme="majorHAnsi" w:eastAsiaTheme="majorEastAsia" w:hAnsiTheme="majorHAnsi" w:cstheme="majorBidi"/>
       <w:color w:val="2F5496" w:themeColor="accent1" w:themeShade="BF"/>
@@ -2827,7 +2992,7 @@
     <w:basedOn w:val="DefaultParagraphFont"/>
     <w:link w:val="Heading2"/>
     <w:uiPriority w:val="9"/>
-    <w:rsid w:val="00D224D5"/>
+    <w:rsid w:val="00292636"/>
     <w:rPr>
       <w:rFonts w:asciiTheme="majorHAnsi" w:eastAsiaTheme="majorEastAsia" w:hAnsiTheme="majorHAnsi" w:cstheme="majorBidi"/>
       <w:color w:val="2F5496" w:themeColor="accent1" w:themeShade="BF"/>
@@ -2841,7 +3006,7 @@
     <w:link w:val="Heading3"/>
     <w:uiPriority w:val="9"/>
     <w:semiHidden/>
-    <w:rsid w:val="00D224D5"/>
+    <w:rsid w:val="00292636"/>
     <w:rPr>
       <w:rFonts w:eastAsiaTheme="majorEastAsia" w:cstheme="majorBidi"/>
       <w:color w:val="2F5496" w:themeColor="accent1" w:themeShade="BF"/>
@@ -2855,7 +3020,7 @@
     <w:link w:val="Heading4"/>
     <w:uiPriority w:val="9"/>
     <w:semiHidden/>
-    <w:rsid w:val="00D224D5"/>
+    <w:rsid w:val="00292636"/>
     <w:rPr>
       <w:rFonts w:eastAsiaTheme="majorEastAsia" w:cstheme="majorBidi"/>
       <w:i/>
@@ -2869,7 +3034,7 @@
     <w:link w:val="Heading5"/>
     <w:uiPriority w:val="9"/>
     <w:semiHidden/>
-    <w:rsid w:val="00D224D5"/>
+    <w:rsid w:val="00292636"/>
     <w:rPr>
       <w:rFonts w:eastAsiaTheme="majorEastAsia" w:cstheme="majorBidi"/>
       <w:color w:val="2F5496" w:themeColor="accent1" w:themeShade="BF"/>
@@ -2881,7 +3046,7 @@
     <w:link w:val="Heading6"/>
     <w:uiPriority w:val="9"/>
     <w:semiHidden/>
-    <w:rsid w:val="00D224D5"/>
+    <w:rsid w:val="00292636"/>
     <w:rPr>
       <w:rFonts w:eastAsiaTheme="majorEastAsia" w:cstheme="majorBidi"/>
       <w:i/>
@@ -2895,7 +3060,7 @@
     <w:link w:val="Heading7"/>
     <w:uiPriority w:val="9"/>
     <w:semiHidden/>
-    <w:rsid w:val="00D224D5"/>
+    <w:rsid w:val="00292636"/>
     <w:rPr>
       <w:rFonts w:eastAsiaTheme="majorEastAsia" w:cstheme="majorBidi"/>
       <w:color w:val="595959" w:themeColor="text1" w:themeTint="A6"/>
@@ -2907,7 +3072,7 @@
     <w:link w:val="Heading8"/>
     <w:uiPriority w:val="9"/>
     <w:semiHidden/>
-    <w:rsid w:val="00D224D5"/>
+    <w:rsid w:val="00292636"/>
     <w:rPr>
       <w:rFonts w:eastAsiaTheme="majorEastAsia" w:cstheme="majorBidi"/>
       <w:i/>
@@ -2921,7 +3086,7 @@
     <w:link w:val="Heading9"/>
     <w:uiPriority w:val="9"/>
     <w:semiHidden/>
-    <w:rsid w:val="00D224D5"/>
+    <w:rsid w:val="00292636"/>
     <w:rPr>
       <w:rFonts w:eastAsiaTheme="majorEastAsia" w:cstheme="majorBidi"/>
       <w:color w:val="272727" w:themeColor="text1" w:themeTint="D8"/>
@@ -2934,7 +3099,7 @@
     <w:link w:val="TitleChar"/>
     <w:uiPriority w:val="10"/>
     <w:qFormat/>
-    <w:rsid w:val="00D224D5"/>
+    <w:rsid w:val="00292636"/>
     <w:pPr>
       <w:spacing w:after="80" w:line="240" w:lineRule="auto"/>
       <w:contextualSpacing/>
@@ -2952,7 +3117,7 @@
     <w:basedOn w:val="DefaultParagraphFont"/>
     <w:link w:val="Title"/>
     <w:uiPriority w:val="10"/>
-    <w:rsid w:val="00D224D5"/>
+    <w:rsid w:val="00292636"/>
     <w:rPr>
       <w:rFonts w:asciiTheme="majorHAnsi" w:eastAsiaTheme="majorEastAsia" w:hAnsiTheme="majorHAnsi" w:cstheme="majorBidi"/>
       <w:spacing w:val="-10"/>
@@ -2968,7 +3133,7 @@
     <w:link w:val="SubtitleChar"/>
     <w:uiPriority w:val="11"/>
     <w:qFormat/>
-    <w:rsid w:val="00D224D5"/>
+    <w:rsid w:val="00292636"/>
     <w:pPr>
       <w:numPr>
         <w:ilvl w:val="1"/>
@@ -2987,7 +3152,7 @@
     <w:basedOn w:val="DefaultParagraphFont"/>
     <w:link w:val="Subtitle"/>
     <w:uiPriority w:val="11"/>
-    <w:rsid w:val="00D224D5"/>
+    <w:rsid w:val="00292636"/>
     <w:rPr>
       <w:rFonts w:eastAsiaTheme="majorEastAsia" w:cstheme="majorBidi"/>
       <w:color w:val="595959" w:themeColor="text1" w:themeTint="A6"/>
@@ -3003,7 +3168,7 @@
     <w:link w:val="QuoteChar"/>
     <w:uiPriority w:val="29"/>
     <w:qFormat/>
-    <w:rsid w:val="00D224D5"/>
+    <w:rsid w:val="00292636"/>
     <w:pPr>
       <w:spacing w:before="160"/>
       <w:jc w:val="center"/>
@@ -3019,7 +3184,7 @@
     <w:basedOn w:val="DefaultParagraphFont"/>
     <w:link w:val="Quote"/>
     <w:uiPriority w:val="29"/>
-    <w:rsid w:val="00D224D5"/>
+    <w:rsid w:val="00292636"/>
     <w:rPr>
       <w:i/>
       <w:iCs/>
@@ -3031,7 +3196,7 @@
     <w:basedOn w:val="Normal"/>
     <w:uiPriority w:val="34"/>
     <w:qFormat/>
-    <w:rsid w:val="00D224D5"/>
+    <w:rsid w:val="00292636"/>
     <w:pPr>
       <w:ind w:left="720"/>
       <w:contextualSpacing/>
@@ -3042,7 +3207,7 @@
     <w:basedOn w:val="DefaultParagraphFont"/>
     <w:uiPriority w:val="21"/>
     <w:qFormat/>
-    <w:rsid w:val="00D224D5"/>
+    <w:rsid w:val="00292636"/>
     <w:rPr>
       <w:i/>
       <w:iCs/>
@@ -3056,7 +3221,7 @@
     <w:link w:val="IntenseQuoteChar"/>
     <w:uiPriority w:val="30"/>
     <w:qFormat/>
-    <w:rsid w:val="00D224D5"/>
+    <w:rsid w:val="00292636"/>
     <w:pPr>
       <w:pBdr>
         <w:top w:val="single" w:sz="4" w:space="10" w:color="2F5496" w:themeColor="accent1" w:themeShade="BF"/>
@@ -3077,7 +3242,7 @@
     <w:basedOn w:val="DefaultParagraphFont"/>
     <w:link w:val="IntenseQuote"/>
     <w:uiPriority w:val="30"/>
-    <w:rsid w:val="00D224D5"/>
+    <w:rsid w:val="00292636"/>
     <w:rPr>
       <w:i/>
       <w:iCs/>
@@ -3089,7 +3254,7 @@
     <w:basedOn w:val="DefaultParagraphFont"/>
     <w:uiPriority w:val="32"/>
     <w:qFormat/>
-    <w:rsid w:val="00D224D5"/>
+    <w:rsid w:val="00292636"/>
     <w:rPr>
       <w:b/>
       <w:bCs/>
